--- a/docs/Project_Director_User_Manual.docx
+++ b/docs/Project_Director_User_Manual.docx
@@ -43,7 +43,7 @@
           <w:color w:val="526071"/>
           <w:sz w:val="20"/>
         </w:rPr>
-        <w:t>Web editor • Project version 0.1.0 • Updated August 4, 2026</w:t>
+        <w:t>Web editor • Project version 0.1.0 • Updated August 5, 2026</w:t>
       </w:r>
     </w:p>
     <w:p/>
@@ -1251,6 +1251,30 @@
     </w:p>
     <w:p>
       <w:pPr>
+        <w:pStyle w:val="ListBullet"/>
+      </w:pPr>
+      <w:r>
+        <w:t>Dragged clips snap to clip edges, the playhead and the sequence start; hold Alt while dropping to place a clip exactly where it is released. Each clip edge carries a trim handle, and holding Shift while trimming ripples the later clips on that track.</w:t>
+      </w:r>
+    </w:p>
+    <w:p>
+      <w:pPr>
+        <w:pStyle w:val="ListBullet"/>
+      </w:pPr>
+      <w:r>
+        <w:t>Shift-click or Cmd/Ctrl-click selects several clips. Delete removes them; Ripple Delete removes them and closes the gap behind them. Each gesture is a single Undo step, however many clips it moved.</w:t>
+      </w:r>
+    </w:p>
+    <w:p>
+      <w:pPr>
+        <w:pStyle w:val="ListBullet"/>
+      </w:pPr>
+      <w:r>
+        <w:t>Clip speed runs from 0.25x to 4x under Speed in the Inspector. Retiming keeps the same frames and spreads them over more or less timeline, and the clips after it ripple to make room or close the gap. Audio is resampled with the picture, so a slowed clip drops in pitch; pitch-preserving stretch is not implemented.</w:t>
+      </w:r>
+    </w:p>
+    <w:p>
+      <w:pPr>
         <w:pStyle w:val="Heading2"/>
       </w:pPr>
       <w:r>
@@ -1286,7 +1310,23 @@
         <w:pStyle w:val="ListBullet"/>
       </w:pPr>
       <w:r>
+        <w:t>Colour grading, in Photo and Video mode: White Balance (Warmth, Tint), Levels (Blacks, Whites, Gamma), Tone Curve (Shadows, Midtones, Highlights), and Vibrance. Grading is applied before artistic treatments and is included in every export.</w:t>
+      </w:r>
+    </w:p>
+    <w:p>
+      <w:pPr>
+        <w:pStyle w:val="ListBullet"/>
+      </w:pPr>
+      <w:r>
         <w:t>Every effect is adjustable and removable in the Inspector. Undo removes command-based edits in reverse order.</w:t>
+      </w:r>
+    </w:p>
+    <w:p>
+      <w:pPr>
+        <w:pStyle w:val="ListBullet"/>
+      </w:pPr>
+      <w:r>
+        <w:t>Audio effects on any clip that carries sound: Fade In / Out, EQ (low, mid and high in dB) and Compressor (threshold, ratio, attack, release and makeup gain). They sit under Audio in the Inspector, beside gain and pan.</w:t>
       </w:r>
     </w:p>
     <w:p>
@@ -1726,6 +1766,14 @@
       </w:pPr>
       <w:r>
         <w:t>Select Warm for a quick look, or add Brightness and Portrait Blur individually.</w:t>
+      </w:r>
+    </w:p>
+    <w:p>
+      <w:pPr>
+        <w:pStyle w:val="ListNumber"/>
+      </w:pPr>
+      <w:r>
+        <w:t>Grade the image: add White Balance to correct the light, Levels to set the contrast window, Tone Curve to move shadows or highlights on their own, and Vibrance to strengthen muted colour without oversaturating skin.</w:t>
       </w:r>
     </w:p>
     <w:p>
@@ -2287,7 +2335,23 @@
         <w:pStyle w:val="ListNumber"/>
       </w:pPr>
       <w:r>
+        <w:t>Trim by dragging a clip edge, reorder by dragging the clip itself, and use Ripple Delete to remove a clip without leaving a hole.</w:t>
+      </w:r>
+    </w:p>
+    <w:p>
+      <w:pPr>
+        <w:pStyle w:val="ListNumber"/>
+      </w:pPr>
+      <w:r>
         <w:t>Apply the Cinematic Look, then adjust its effect stack in the Inspector.</w:t>
+      </w:r>
+    </w:p>
+    <w:p>
+      <w:pPr>
+        <w:pStyle w:val="ListNumber"/>
+      </w:pPr>
+      <w:r>
+        <w:t>Add colour grading to match shots to one another: White Balance, Levels, Tone Curve, and Vibrance are available on video clips too.</w:t>
       </w:r>
     </w:p>
     <w:p>
@@ -2312,6 +2376,22 @@
       </w:pPr>
       <w:r>
         <w:t>Set audio Gain and Pan for clips that carry audio.</w:t>
+      </w:r>
+    </w:p>
+    <w:p>
+      <w:pPr>
+        <w:pStyle w:val="ListNumber"/>
+      </w:pPr>
+      <w:r>
+        <w:t>Pick a clip speed under Speed if a shot should run fast or slow.</w:t>
+      </w:r>
+    </w:p>
+    <w:p>
+      <w:pPr>
+        <w:pStyle w:val="ListNumber"/>
+      </w:pPr>
+      <w:r>
+        <w:t>Shape the sound: add Fade In / Out, EQ or Compressor under Audio. Sliding two clips over each other on one audio track crossfades them automatically at equal power, so the overlap neither dips nor clips.</w:t>
       </w:r>
     </w:p>
     <w:p>
@@ -4968,7 +5048,7 @@
               <w:rPr>
                 <w:color w:val="172033"/>
               </w:rPr>
-              <w:t>This document was generated from the live editor and current repository source on August 4, 2026. The included screenshots were captured from the running application, not mockups.</w:t>
+              <w:t>This document was generated from the live editor and current repository source on August 5, 2026. The included screenshots were captured from the running application, not mockups.</w:t>
             </w:r>
           </w:p>
         </w:tc>

--- a/docs/Project_Director_User_Manual.docx
+++ b/docs/Project_Director_User_Manual.docx
@@ -43,7 +43,7 @@
           <w:color w:val="526071"/>
           <w:sz w:val="20"/>
         </w:rPr>
-        <w:t>Web editor • Project version 0.1.0 • Updated August 5, 2026</w:t>
+        <w:t>Web editor • Project version 0.1.0 • Updated August 6, 2026</w:t>
       </w:r>
     </w:p>
     <w:p/>
@@ -1318,6 +1318,14 @@
         <w:pStyle w:val="ListBullet"/>
       </w:pPr>
       <w:r>
+        <w:t>Lightroom-modelled panels, also in both modes: Tone (Light) with Highlights, Shadows, Whites and Blacks; Colour Mixer (HSL) for one of eight colour bands at a time; Colour Grading with separate shadow, midtone and highlight wheels plus Balance and Blend; Presence with Clarity, Texture and Dehaze; and Noise Reduction split into Luminance and Colour.</w:t>
+      </w:r>
+    </w:p>
+    <w:p>
+      <w:pPr>
+        <w:pStyle w:val="ListBullet"/>
+      </w:pPr>
+      <w:r>
         <w:t>Every effect is adjustable and removable in the Inspector. Undo removes command-based edits in reverse order.</w:t>
       </w:r>
     </w:p>
@@ -1774,6 +1782,14 @@
       </w:pPr>
       <w:r>
         <w:t>Grade the image: add White Balance to correct the light, Levels to set the contrast window, Tone Curve to move shadows or highlights on their own, and Vibrance to strengthen muted colour without oversaturating skin.</w:t>
+      </w:r>
+    </w:p>
+    <w:p>
+      <w:pPr>
+        <w:pStyle w:val="ListNumber"/>
+      </w:pPr>
+      <w:r>
+        <w:t>For a fuller pass, add Tone (Light) for the tonal ends, Presence for clarity and texture, a Colour Mixer per colour band that needs work, Colour Grading for a tint that differs between shadows and highlights, and Noise Reduction last — its Colour control can be pushed much harder than Luminance, which costs real detail.</w:t>
       </w:r>
     </w:p>
     <w:p>
@@ -5048,7 +5064,7 @@
               <w:rPr>
                 <w:color w:val="172033"/>
               </w:rPr>
-              <w:t>This document was generated from the live editor and current repository source on August 5, 2026. The included screenshots were captured from the running application, not mockups.</w:t>
+              <w:t>This document was generated from the live editor and current repository source on August 6, 2026. The included screenshots were captured from the running application, not mockups.</w:t>
             </w:r>
           </w:p>
         </w:tc>

--- a/docs/Project_Director_User_Manual.docx
+++ b/docs/Project_Director_User_Manual.docx
@@ -1326,6 +1326,14 @@
         <w:pStyle w:val="ListBullet"/>
       </w:pPr>
       <w:r>
+        <w:t>Masks make any visual effect local. Add a Radial, Linear, Luminance range or Colour range mask under Masks in the Inspector, then choose it in an effect's Mask control; several effects can share one mask. Masks are stored as geometry rather than pixels, so a region covers the same part of the picture in the preview and in a full-resolution export. Deleting a mask an effect still uses is refused.</w:t>
+      </w:r>
+    </w:p>
+    <w:p>
+      <w:pPr>
+        <w:pStyle w:val="ListBullet"/>
+      </w:pPr>
+      <w:r>
         <w:t>Every effect is adjustable and removable in the Inspector. Undo removes command-based edits in reverse order.</w:t>
       </w:r>
     </w:p>
@@ -1790,6 +1798,14 @@
       </w:pPr>
       <w:r>
         <w:t>For a fuller pass, add Tone (Light) for the tonal ends, Presence for clarity and texture, a Colour Mixer per colour band that needs work, Colour Grading for a tint that differs between shadows and highlights, and Noise Reduction last — its Colour control can be pushed much harder than Luminance, which costs real detail.</w:t>
+      </w:r>
+    </w:p>
+    <w:p>
+      <w:pPr>
+        <w:pStyle w:val="ListNumber"/>
+      </w:pPr>
+      <w:r>
+        <w:t>To work locally, add a mask under Masks, place it with its sliders, and select it in the Mask control of each effect it should confine. Choose Whole frame to make an effect global again.</w:t>
       </w:r>
     </w:p>
     <w:p>

--- a/docs/Project_Director_User_Manual.docx
+++ b/docs/Project_Director_User_Manual.docx
@@ -43,7 +43,7 @@
           <w:color w:val="526071"/>
           <w:sz w:val="20"/>
         </w:rPr>
-        <w:t>Web editor • Project version 0.1.0 • Updated August 6, 2026</w:t>
+        <w:t>Web editor • Project version 0.1.0 • Updated August 7, 2026</w:t>
       </w:r>
     </w:p>
     <w:p/>
@@ -1263,6 +1263,14 @@
       </w:pPr>
       <w:r>
         <w:t>Shift-click or Cmd/Ctrl-click selects several clips. Delete removes them; Ripple Delete removes them and closes the gap behind them. Each gesture is a single Undo step, however many clips it moved.</w:t>
+      </w:r>
+    </w:p>
+    <w:p>
+      <w:pPr>
+        <w:pStyle w:val="ListBullet"/>
+      </w:pPr>
+      <w:r>
+        <w:t>Effects and Looks apply to every selected clip, not only the one the Inspector is showing, and the whole apply is a single Undo step however many clips and effects it touched. An audio effect skips any selected clip that carries no audio. While several clips are selected the Inspector says which one its controls are editing.</w:t>
       </w:r>
     </w:p>
     <w:p>
@@ -5080,7 +5088,7 @@
               <w:rPr>
                 <w:color w:val="172033"/>
               </w:rPr>
-              <w:t>This document was generated from the live editor and current repository source on August 6, 2026. The included screenshots were captured from the running application, not mockups.</w:t>
+              <w:t>This document was generated from the live editor and current repository source on August 7, 2026. The included screenshots were captured from the running application, not mockups.</w:t>
             </w:r>
           </w:p>
         </w:tc>

--- a/docs/Project_Director_User_Manual.docx
+++ b/docs/Project_Director_User_Manual.docx
@@ -2471,6 +2471,22 @@
                 <w:color w:val="172033"/>
               </w:rPr>
               <w:t>MP4 export uses VideoEncoder, AudioEncoder, and VideoFrame. If the browser reports that WebCodecs is unavailable, use a recent Chromium-based browser in a permitted/secure context.</w:t>
+            </w:r>
+          </w:p>
+          <w:p>
+            <w:pPr>
+              <w:pStyle w:val="ListBullet"/>
+            </w:pPr>
+            <w:r>
+              <w:t>Export settings: resolution up to 4K UHD or a custom width and height (rounded up to an even number, which H.264 requires); frame rates of 24, 25, 29.97, 30, 50, 59.94 and 60; video bitrate up to 40 Mbps or a custom kbps value; and audio either off or Opus at 96 to 256 kbps. A setting the browser cannot encode is refused in the dialog, with the reason, before the export starts.</w:t>
+            </w:r>
+          </w:p>
+          <w:p>
+            <w:pPr>
+              <w:pStyle w:val="ListBullet"/>
+            </w:pPr>
+            <w:r>
+              <w:t>Where the browser supports the File System Access API, the export asks where to save and writes the file while encoding, so length is limited by disk space. Elsewhere the file is assembled in memory and then downloaded, which caps how long an export can be.</w:t>
             </w:r>
           </w:p>
         </w:tc>

--- a/docs/Project_Director_User_Manual.docx
+++ b/docs/Project_Director_User_Manual.docx
@@ -1199,6 +1199,14 @@
       </w:pPr>
       <w:r>
         <w:t>Only controls relevant to the selected mode are emphasized. GIF settings, for example, appear only in GIF mode.</w:t>
+      </w:r>
+    </w:p>
+    <w:p>
+      <w:pPr>
+        <w:pStyle w:val="ListBullet"/>
+      </w:pPr>
+      <w:r>
+        <w:t>The workspace adapts to the window. Below about 1000 pixels wide it stacks into a single column with the preview on top and the panels beneath, rather than squeezing the preview between them. Every control shows a focus ring when reached with the keyboard, and animation is dropped when the system asks for reduced motion.</w:t>
       </w:r>
     </w:p>
     <w:p>

--- a/docs/Project_Director_User_Manual.docx
+++ b/docs/Project_Director_User_Manual.docx
@@ -1231,6 +1231,14 @@
       </w:pPr>
       <w:r>
         <w:t>Import accepts supported image, video, and audio files. A successfully decoded asset is registered and added to the appropriate timeline track.</w:t>
+      </w:r>
+    </w:p>
+    <w:p>
+      <w:pPr>
+        <w:pStyle w:val="ListBullet"/>
+      </w:pPr>
+      <w:r>
+        <w:t>Large files import without being read into memory: the file is streamed in chunks to identify it, and files above 64 MB show a progress line while that happens. Multi-gigabyte video imports normally.</w:t>
       </w:r>
     </w:p>
     <w:p>

--- a/docs/Project_Director_User_Manual.docx
+++ b/docs/Project_Director_User_Manual.docx
@@ -1239,6 +1239,14 @@
       </w:pPr>
       <w:r>
         <w:t>Large files import without being read into memory: the file is streamed in chunks to identify it, and files above 64 MB show a progress line while that happens. Multi-gigabyte video imports normally.</w:t>
+      </w:r>
+    </w:p>
+    <w:p>
+      <w:pPr>
+        <w:pStyle w:val="ListBullet"/>
+      </w:pPr>
+      <w:r>
+        <w:t>Media can be marked Favorite or Rejected in the bin, searched by name, and filtered to All, Favorites, Rejected or Unrated. A rating is project state and undoes like any other edit; the original file is never modified, and filtering only changes what the bin lists.</w:t>
       </w:r>
     </w:p>
     <w:p>

--- a/docs/Project_Director_User_Manual.docx
+++ b/docs/Project_Director_User_Manual.docx
@@ -1247,6 +1247,14 @@
       </w:pPr>
       <w:r>
         <w:t>Media can be marked Favorite or Rejected in the bin, searched by name, and filtered to All, Favorites, Rejected or Unrated. A rating is project state and undoes like any other edit; the original file is never modified, and filtering only changes what the bin lists.</w:t>
+      </w:r>
+    </w:p>
+    <w:p>
+      <w:pPr>
+        <w:pStyle w:val="ListBullet"/>
+      </w:pPr>
+      <w:r>
+        <w:t>Markers pin a note to a moment of a clip. Press M to add one at the playhead or Shift+M for a to-do; markers appear along the clip, move the playhead when clicked, and are listed in the Inspector where they can be renamed, ticked or removed. They ride the clip, so trimming or moving it carries them along.</w:t>
       </w:r>
     </w:p>
     <w:p>

--- a/docs/Project_Director_User_Manual.docx
+++ b/docs/Project_Director_User_Manual.docx
@@ -43,7 +43,7 @@
           <w:color w:val="526071"/>
           <w:sz w:val="20"/>
         </w:rPr>
-        <w:t>Web editor • Project version 0.1.0 • Updated August 7, 2026</w:t>
+        <w:t>Web editor • Project version 0.1.0 • Updated August 8, 2026</w:t>
       </w:r>
     </w:p>
     <w:p/>
@@ -1247,6 +1247,14 @@
       </w:pPr>
       <w:r>
         <w:t>Media can be marked Favorite or Rejected in the bin, searched by name, and filtered to All, Favorites, Rejected or Unrated. A rating is project state and undoes like any other edit; the original file is never modified, and filtering only changes what the bin lists.</w:t>
+      </w:r>
+    </w:p>
+    <w:p>
+      <w:pPr>
+        <w:pStyle w:val="ListBullet"/>
+      </w:pPr>
+      <w:r>
+        <w:t>Keywords tag media for finding later. Use the tag button on a media item, then filter by keyword or click a keyword chip; search covers keywords as well as names. The current search, keyword and rating filter can be saved as a named view. Keywords are project state and undo like any edit; saved views are personal to the machine and stay out of the project file.</w:t>
       </w:r>
     </w:p>
     <w:p>

--- a/docs/Project_Director_User_Manual.docx
+++ b/docs/Project_Director_User_Manual.docx
@@ -1255,6 +1255,14 @@
       </w:pPr>
       <w:r>
         <w:t>Keywords tag media for finding later. Use the tag button on a media item, then filter by keyword or click a keyword chip; search covers keywords as well as names. The current search, keyword and rating filter can be saved as a named view. Keywords are project state and undo like any edit; saved views are personal to the machine and stay out of the project file.</w:t>
+      </w:r>
+    </w:p>
+    <w:p>
+      <w:pPr>
+        <w:pStyle w:val="ListBullet"/>
+      </w:pPr>
+      <w:r>
+        <w:t>A video or audio item can be added in part rather than whole: the range button opens In and Out sliders, and only that span reaches the timeline. Whole clip clears the choice. The range lasts for the session and is not stored in the project, because once a clip exists its own trim is the record.</w:t>
       </w:r>
     </w:p>
     <w:p>

--- a/docs/Project_Director_User_Manual.docx
+++ b/docs/Project_Director_User_Manual.docx
@@ -713,6 +713,14 @@
                 <w:color w:val="172033"/>
               </w:rPr>
               <w:t>Imported originals are never overwritten. Edits are represented as project operations, and exports create new downloadable files.</w:t>
+            </w:r>
+          </w:p>
+          <w:p>
+            <w:pPr>
+              <w:pStyle w:val="ListBullet"/>
+            </w:pPr>
+            <w:r>
+              <w:t>Projects save and reopen. Save (Cmd/Ctrl+S) writes a file holding the full edit history, and Open restores the timeline from it exactly. Media is not copied into that file: after opening, the bin marks anything missing and Relink matches the files you pick, by checksum first so a renamed file still matches. Unsaved work is snapshotted every 15 seconds and offered back if the tab closes unexpectedly.</w:t>
             </w:r>
           </w:p>
         </w:tc>

--- a/docs/Project_Director_User_Manual.docx
+++ b/docs/Project_Director_User_Manual.docx
@@ -720,7 +720,7 @@
               <w:pStyle w:val="ListBullet"/>
             </w:pPr>
             <w:r>
-              <w:t>Projects save and reopen. Save (Cmd/Ctrl+S) writes a file holding the full edit history, and Open restores the timeline from it exactly. Media is not copied into that file: after opening, the bin marks anything missing and Relink matches the files you pick, by checksum first so a renamed file still matches. Unsaved work is snapshotted every 15 seconds and offered back if the tab closes unexpectedly.</w:t>
+              <w:t>Projects save and reopen. Save (Cmd/Ctrl+S) writes a file holding the full edit history, and Open restores the timeline from it exactly. Media is not copied into that file: after opening, the bin marks anything missing and Relink matches the files you pick, by checksum first so a renamed file still matches. After the first save, Save writes straight back to the same file, and Save as (Cmd/Ctrl+Shift+S) saves to a new one; Recent lists the last eight projects you saved or opened. Unsaved work is snapshotted every 15 seconds and offered back if the tab closes unexpectedly.</w:t>
             </w:r>
           </w:p>
         </w:tc>
@@ -4400,6 +4400,86 @@
                 <w:color w:val="172033"/>
                 <w:sz w:val="18"/>
               </w:rPr>
+              <w:t>Cmd/Ctrl + S</w:t>
+            </w:r>
+          </w:p>
+        </w:tc>
+        <w:tc>
+          <w:tcPr>
+            <w:tcW w:type="dxa" w:w="6768"/>
+            <w:vAlign w:val="center"/>
+            <w:shd w:fill="F7F8FC"/>
+          </w:tcPr>
+          <w:p>
+            <w:r/>
+            <w:r>
+              <w:rPr>
+                <w:rFonts w:ascii="Aptos" w:hAnsi="Aptos"/>
+                <w:b w:val="0"/>
+                <w:color w:val="172033"/>
+                <w:sz w:val="18"/>
+              </w:rPr>
+              <w:t>Save the project, to the file it was last saved to.</w:t>
+            </w:r>
+          </w:p>
+        </w:tc>
+      </w:tr>
+      <w:tr>
+        <w:tc>
+          <w:tcPr>
+            <w:tcW w:type="dxa" w:w="3024"/>
+            <w:vAlign w:val="center"/>
+            <w:shd w:fill="F7F8FC"/>
+          </w:tcPr>
+          <w:p>
+            <w:r/>
+            <w:r>
+              <w:rPr>
+                <w:rFonts w:ascii="Aptos" w:hAnsi="Aptos"/>
+                <w:b w:val="0"/>
+                <w:color w:val="172033"/>
+                <w:sz w:val="18"/>
+              </w:rPr>
+              <w:t>Cmd/Ctrl + Shift + S</w:t>
+            </w:r>
+          </w:p>
+        </w:tc>
+        <w:tc>
+          <w:tcPr>
+            <w:tcW w:type="dxa" w:w="6768"/>
+            <w:vAlign w:val="center"/>
+            <w:shd w:fill="F7F8FC"/>
+          </w:tcPr>
+          <w:p>
+            <w:r/>
+            <w:r>
+              <w:rPr>
+                <w:rFonts w:ascii="Aptos" w:hAnsi="Aptos"/>
+                <w:b w:val="0"/>
+                <w:color w:val="172033"/>
+                <w:sz w:val="18"/>
+              </w:rPr>
+              <w:t>Save the project to a new file.</w:t>
+            </w:r>
+          </w:p>
+        </w:tc>
+      </w:tr>
+      <w:tr>
+        <w:tc>
+          <w:tcPr>
+            <w:tcW w:type="dxa" w:w="3024"/>
+            <w:vAlign w:val="center"/>
+            <w:shd w:fill="F7F8FC"/>
+          </w:tcPr>
+          <w:p>
+            <w:r/>
+            <w:r>
+              <w:rPr>
+                <w:rFonts w:ascii="Aptos" w:hAnsi="Aptos"/>
+                <w:b w:val="0"/>
+                <w:color w:val="172033"/>
+                <w:sz w:val="18"/>
+              </w:rPr>
               <w:t>Cmd/Ctrl + Z</w:t>
             </w:r>
           </w:p>

--- a/docs/Project_Director_User_Manual.docx
+++ b/docs/Project_Director_User_Manual.docx
@@ -721,6 +721,14 @@
             </w:pPr>
             <w:r>
               <w:t>Projects save and reopen. Save (Cmd/Ctrl+S) writes a file holding the full edit history, and Open restores the timeline from it exactly. Media is not copied into that file: after opening, the bin marks anything missing and Relink matches the files you pick, by checksum first so a renamed file still matches. After the first save, Save writes straight back to the same file, and Save as (Cmd/Ctrl+Shift+S) saves to a new one; Recent lists the last eight projects you saved or opened. Unsaved work is snapshotted every 15 seconds and offered back if the tab closes unexpectedly.</w:t>
+            </w:r>
+          </w:p>
+          <w:p>
+            <w:pPr>
+              <w:pStyle w:val="ListBullet"/>
+            </w:pPr>
+            <w:r>
+              <w:t>Large video is proxied automatically. Video at 720p or above, and any video file over 256MB, gets a 540p copy built in the background; editing reads that copy and exports read the original. The media item shows a Proxy badge while one is in use. Untick Use proxies to edit the originals directly, or press Clear to delete the proxy files.</w:t>
             </w:r>
           </w:p>
         </w:tc>

--- a/docs/Project_Director_User_Manual.docx
+++ b/docs/Project_Director_User_Manual.docx
@@ -720,7 +720,15 @@
               <w:pStyle w:val="ListBullet"/>
             </w:pPr>
             <w:r>
-              <w:t>Projects save and reopen. Save (Cmd/Ctrl+S) writes a file holding the full edit history, and Open restores the timeline from it exactly. Media is not copied into that file: after opening, the bin marks anything missing and Relink matches the files you pick, by checksum first so a renamed file still matches. After the first save, Save writes straight back to the same file, and Save as (Cmd/Ctrl+Shift+S) saves to a new one; Recent lists the last eight projects you saved or opened. Unsaved work is snapshotted every 15 seconds and offered back if the tab closes unexpectedly.</w:t>
+              <w:t>Projects save and reopen. Save (Cmd/Ctrl+S) writes a file holding the full edit history, and Open restores the timeline from it exactly. Media is not copied into that file: after opening, the bin marks anything missing and Relink matches the files you pick, by checksum first so a renamed file still matches. After the first save, Save writes straight back to the same file, and Save as (Cmd/Ctrl+Shift+S) saves to a new one; Recent lists the last eight projects you saved or opened. Unsaved work is snapshotted every 15 seconds and offered back if the tab closes unexpectedly. Large video (720p and above, or files over 256MB) is proxied automatically: a 540p copy is built in the background, editing reads it, and exports read the original; untick Use proxies to edit the originals directly.</w:t>
+            </w:r>
+          </w:p>
+          <w:p>
+            <w:pPr>
+              <w:pStyle w:val="ListBullet"/>
+            </w:pPr>
+            <w:r>
+              <w:t>Instruments rather than impressions. The level meter beside the transport shows peak and RMS per channel while the timeline plays, with a clip light that latches until it is cleared. Scopes at the top of the Inspector measure the picture — Histogram for levels, Waveform for where those levels sit across the frame, Vectorscope for hue and saturation. Scopes are off by default because each one reads back every displayed frame.</w:t>
             </w:r>
           </w:p>
           <w:p>

--- a/docs/Project_Director_User_Manual.docx
+++ b/docs/Project_Director_User_Manual.docx
@@ -729,6 +729,14 @@
             </w:pPr>
             <w:r>
               <w:t>Instruments rather than impressions. The level meter beside the transport shows peak and RMS per channel while the timeline plays, with a clip light that latches until it is cleared. Scopes at the top of the Inspector measure the picture — Histogram for levels, Waveform for where those levels sit across the frame, Vectorscope for hue and saturation. Scopes are off by default because each one reads back every displayed frame.</w:t>
+            </w:r>
+          </w:p>
+          <w:p>
+            <w:pPr>
+              <w:pStyle w:val="ListBullet"/>
+            </w:pPr>
+            <w:r>
+              <w:t>Clips composite, not just cover. Blend mode in the Inspector decides how a clip combines with what is beneath it: Multiply darkens, Screen brightens, Overlay does both from the midpoint, and the rest of the standard modes are available too. Earlier tracks draw on top, so the mode applies to the clip above; Normal restores the default.</w:t>
             </w:r>
           </w:p>
           <w:p>

--- a/docs/Project_Director_User_Manual.docx
+++ b/docs/Project_Director_User_Manual.docx
@@ -1302,6 +1302,14 @@
         <w:pStyle w:val="ListBullet"/>
       </w:pPr>
       <w:r>
+        <w:t xml:space="preserve">A keyword can also name part of a shot. With the In and Out sliders set, press Keyword this range and give it a name; the span appears as a chip under the media item. Clicking the chip loads that span back as the range to add, so a marked take becomes the next thing placed, and the cross removes it. Unlike the In and Out choice itself, keyword ranges are saved with the project and undo like any edit, and both the search box and the keyword filter find them.</w:t>
+      </w:r>
+    </w:p>
+    <w:p>
+      <w:pPr>
+        <w:pStyle w:val="ListBullet"/>
+      </w:pPr>
+      <w:r>
         <w:t>Markers pin a note to a moment of a clip. Press M to add one at the playhead or Shift+M for a to-do; markers appear along the clip, move the playhead when clicked, and are listed in the Inspector where they can be renamed, ticked or removed. They ride the clip, so trimming or moving it carries them along.</w:t>
       </w:r>
     </w:p>
@@ -1350,6 +1358,14 @@
         <w:pStyle w:val="ListBullet"/>
       </w:pPr>
       <w:r>
+        <w:t xml:space="preserve">Add as, in the timeline toolbar, decides where media from the bin lands. Append puts it after the last clip on the track. Insert puts it at the playhead and pushes everything at or after that point later. Overwrite puts it at the playhead and replaces what it covers. Insert and Overwrite both cut a clip in two when the playhead sits inside one, and each is a single Undo however many clips it moved. Only the target track ripples; other tracks stay where they are.</w:t>
+      </w:r>
+    </w:p>
+    <w:p>
+      <w:pPr>
+        <w:pStyle w:val="ListBullet"/>
+      </w:pPr>
+      <w:r>
         <w:t>Effects and Looks apply to every selected clip, not only the one the Inspector is showing, and the whole apply is a single Undo step however many clips and effects it touched. An audio effect skips any selected clip that carries no audio. While several clips are selected the Inspector says which one its controls are editing.</w:t>
       </w:r>
     </w:p>
@@ -1359,6 +1375,14 @@
       </w:pPr>
       <w:r>
         <w:t>Clip speed runs from 0.25x to 4x under Speed in the Inspector. Retiming keeps the same frames and spreads them over more or less timeline, and the clips after it ripple to make room or close the gap. Audio is resampled with the picture, so a slowed clip drops in pitch; pitch-preserving stretch is not implemented.</w:t>
+      </w:r>
+    </w:p>
+    <w:p>
+      <w:pPr>
+        <w:pStyle w:val="ListBullet"/>
+      </w:pPr>
+      <w:r>
+        <w:t xml:space="preserve">A clip can also change speed partway through. Under Speed, move the playhead to the moment the change should happen and press the speed-change button; the new section starts at 0.5x and every section has its own rate. The cross removes a section and Clear ramp returns the clip to one rate. The speed steps between sections rather than easing between them, and the clip resizes to the sum of its sections, with later clips rippling as they do for a single speed change.</w:t>
       </w:r>
     </w:p>
     <w:p>

--- a/docs/Project_Director_User_Manual.docx
+++ b/docs/Project_Director_User_Manual.docx
@@ -1359,6 +1359,14 @@
       </w:pPr>
       <w:r>
         <w:t xml:space="preserve">Add as, in the timeline toolbar, decides where media from the bin lands. Append puts it after the last clip on the track. Insert puts it at the playhead and pushes everything at or after that point later. Overwrite puts it at the playhead and replaces what it covers. Insert and Overwrite both cut a clip in two when the playhead sits inside one, and each is a single Undo however many clips it moved. Only the target track ripples; other tracks stay where they are.</w:t>
+      </w:r>
+    </w:p>
+    <w:p>
+      <w:pPr>
+        <w:pStyle w:val="ListBullet"/>
+      </w:pPr>
+      <w:r>
+        <w:t xml:space="preserve">An adjustment layer applies its effects to everything beneath it instead of carrying a picture of its own. Press the Adjustment button in the timeline toolbar: the layer is added on the top track, and any clips already there move down one track to make room, as a single Undo. Give it a Look or effects and they grade every clip below. Its opacity, blend mode and fades all apply, so a half-opacity adjustment layer is half the grade, and it can be trimmed and moved like any other clip.</w:t>
       </w:r>
     </w:p>
     <w:p>

--- a/docs/Project_Director_User_Manual.docx
+++ b/docs/Project_Director_User_Manual.docx
@@ -1431,6 +1431,14 @@
       </w:pPr>
       <w:r>
         <w:t>Colour grading, in Photo and Video mode: White Balance (Warmth, Tint), Levels (Blacks, Whites, Gamma), Tone Curve (Shadows, Midtones, Highlights), and Vibrance. Grading is applied before artistic treatments and is included in every export.</w:t>
+      </w:r>
+    </w:p>
+    <w:p>
+      <w:pPr>
+        <w:pStyle w:val="ListBullet"/>
+      </w:pPr>
+      <w:r>
+        <w:t xml:space="preserve">Curves gives a control-point curve on the composite (RGB) or on the Red, Green or Blue channel on its own. Drag the line to shape it, click empty space to add a point, and double-click a point to remove it; the two ends move up and down but not sideways. Reset channel returns the selected channel to the diagonal. The curve never overshoots between the points you place, so a highlight will not gain a halo it was not given.</w:t>
       </w:r>
     </w:p>
     <w:p>

--- a/docs/Project_Director_User_Manual.docx
+++ b/docs/Project_Director_User_Manual.docx
@@ -1439,6 +1439,14 @@
       </w:pPr>
       <w:r>
         <w:t xml:space="preserve">Curves gives a control-point curve on the composite (RGB) or on the Red, Green or Blue channel on its own. Drag the line to shape it, click empty space to add a point, and double-click a point to remove it; the two ends move up and down but not sideways. Reset channel returns the selected channel to the diagonal. The curve never overshoots between the points you place, so a highlight will not gain a halo it was not given.</w:t>
+      </w:r>
+    </w:p>
+    <w:p>
+      <w:pPr>
+        <w:pStyle w:val="ListBullet"/>
+      </w:pPr>
+      <w:r>
+        <w:t xml:space="preserve">The editor adapts to the device it runs on. Open Export and expand This device to see what is available here: whether MP4 export is supported, whether long exports write straight to disk or are held in memory, and what the machine reports about itself. Where something is missing the reason is given along with what still works. Preview grading runs within a pixel budget chosen from the machine, so a high-resolution display does not make the same project slower to preview; exports are never budgeted and always render at full resolution.</w:t>
       </w:r>
     </w:p>
     <w:p>

--- a/docs/Project_Director_User_Manual.docx
+++ b/docs/Project_Director_User_Manual.docx
@@ -1447,6 +1447,14 @@
       </w:pPr>
       <w:r>
         <w:t xml:space="preserve">The editor adapts to the device it runs on. Open Export and expand This device to see what is available here: whether MP4 export is supported, whether long exports write straight to disk or are held in memory, and what the machine reports about itself. Where something is missing the reason is given along with what still works. Preview grading runs within a pixel budget chosen from the machine, so a high-resolution display does not make the same project slower to preview; exports are never budgeted and always render at full resolution.</w:t>
+      </w:r>
+    </w:p>
+    <w:p>
+      <w:pPr>
+        <w:pStyle w:val="ListBullet"/>
+      </w:pPr>
+      <w:r>
+        <w:t xml:space="preserve">Preview quality scales itself to the machine. It starts from what the device reports and then adjusts by measuring real frames, so a slower machine settles lower and stays responsive while a faster one climbs and is not held back. Set Preview quality under Export, This device to Auto, Low, Medium or High if you would rather choose; the setting is remembered on this machine. Exports are never scaled and always render at full resolution and quality.</w:t>
       </w:r>
     </w:p>
     <w:p>

--- a/docs/Project_Director_User_Manual.docx
+++ b/docs/Project_Director_User_Manual.docx
@@ -721,6 +721,14 @@
             </w:pPr>
             <w:r>
               <w:t>Projects save and reopen. Save (Cmd/Ctrl+S) writes a file holding the full edit history, and Open restores the timeline from it exactly. Media is not copied into that file: after opening, the bin marks anything missing and Relink matches the files you pick, by checksum first so a renamed file still matches. After the first save, Save writes straight back to the same file, and Save as (Cmd/Ctrl+Shift+S) saves to a new one; Recent lists the last eight projects you saved or opened. Unsaved work is snapshotted every 15 seconds and offered back if the tab closes unexpectedly. Large video (720p and above, or files over 256MB) is proxied automatically: a 540p copy is built in the background, editing reads it, and exports read the original; untick Use proxies to edit the originals directly.</w:t>
+            </w:r>
+          </w:p>
+          <w:p>
+            <w:pPr>
+              <w:pStyle w:val="ListBullet"/>
+            </w:pPr>
+            <w:r>
+              <w:t xml:space="preserve">The History panel lists every edit, one entry per action rather than one per internal step, so an entry and an Undo are the same thing. Click any entry to travel back to it. Entries ahead of where you are stay listed and greyed, and clicking one moves forward again; the highlighted entry is where the project currently stands.</w:t>
             </w:r>
           </w:p>
           <w:p>

--- a/docs/Project_Director_User_Manual.docx
+++ b/docs/Project_Director_User_Manual.docx
@@ -1455,6 +1455,14 @@
       </w:pPr>
       <w:r>
         <w:t xml:space="preserve">The editor adapts to the device it runs on. Open Export and expand This device to see what is available here: whether MP4 export is supported, whether long exports write straight to disk or are held in memory, and what the machine reports about itself. Where something is missing the reason is given along with what still works. Preview grading runs within a pixel budget chosen from the machine, so a high-resolution display does not make the same project slower to preview; exports are never budgeted and always render at full resolution.</w:t>
+      </w:r>
+    </w:p>
+    <w:p>
+      <w:pPr>
+        <w:pStyle w:val="ListBullet"/>
+      </w:pPr>
+      <w:r>
+        <w:t xml:space="preserve">Export can write VP9 and AV1 into WebM as well as H.264 into MP4. The Video codec list shows what this browser can actually encode at the resolution and frame rate chosen, because support varies by browser, operating system and hardware; anything it cannot encode stays in the list, greyed, with the reason, rather than being hidden.</w:t>
       </w:r>
     </w:p>
     <w:p>

--- a/docs/Project_Director_User_Manual.docx
+++ b/docs/Project_Director_User_Manual.docx
@@ -1367,6 +1367,14 @@
       </w:pPr>
       <w:r>
         <w:t xml:space="preserve">Add as, in the timeline toolbar, decides where media from the bin lands. Append puts it after the last clip on the track. Insert puts it at the playhead and pushes everything at or after that point later. Overwrite puts it at the playhead and replaces what it covers. Insert and Overwrite both cut a clip in two when the playhead sits inside one, and each is a single Undo however many clips it moved. Only the target track ripples; other tracks stay where they are.</w:t>
+      </w:r>
+    </w:p>
+    <w:p>
+      <w:pPr>
+        <w:pStyle w:val="ListBullet"/>
+      </w:pPr>
+      <w:r>
+        <w:t xml:space="preserve">Compound turns the selected clips into a single clip that plays them, moving their contents into a sequence of their own. Effects, animations, speed and blend mode come along, and the whole thing is one Undo. Useful when a run of clips has become one thing you want to move, trim or grade together.</w:t>
       </w:r>
     </w:p>
     <w:p>

--- a/docs/Project_Director_User_Manual.docx
+++ b/docs/Project_Director_User_Manual.docx
@@ -1375,6 +1375,14 @@
       </w:pPr>
       <w:r>
         <w:t xml:space="preserve">Compound turns the selected clips into a single clip that plays them, moving their contents into a sequence of their own. Effects, animations, speed and blend mode come along, and the whole thing is one Undo. Useful when a run of clips has become one thing you want to move, trim or grade together.</w:t>
+      </w:r>
+    </w:p>
+    <w:p>
+      <w:pPr>
+        <w:pStyle w:val="ListBullet"/>
+      </w:pPr>
+      <w:r>
+        <w:t xml:space="preserve">The magnet button on a track head makes that track magnetic: its clips stay packed end to end, so deleting one closes the gap, adding one pushes the rest along, and dragging one past a neighbour swaps them. It is per track — other tracks are unaffected, and an ordinary track still allows gaps.</w:t>
       </w:r>
     </w:p>
     <w:p>

--- a/docs/Project_Director_User_Manual.docx
+++ b/docs/Project_Director_User_Manual.docx
@@ -1375,6 +1375,22 @@
       </w:pPr>
       <w:r>
         <w:t xml:space="preserve">Compound turns the selected clips into a single clip that plays them, moving their contents into a sequence of their own. Effects, animations, speed and blend mode come along, and the whole thing is one Undo. Useful when a run of clips has become one thing you want to move, trim or grade together.</w:t>
+      </w:r>
+    </w:p>
+    <w:p>
+      <w:pPr>
+        <w:pStyle w:val="ListBullet"/>
+      </w:pPr>
+      <w:r>
+        <w:t xml:space="preserve">Dissolve is the way back out of a compound clip. It puts that clip’s contents onto this timeline again, where it was playing them, with their effects and animations intact. If the compound clip had been trimmed you get back only the part it was showing, so a clip the trim ran through comes back shortened rather than whole. Dissolving is one Undo.</w:t>
+      </w:r>
+    </w:p>
+    <w:p>
+      <w:pPr>
+        <w:pStyle w:val="ListBullet"/>
+      </w:pPr>
+      <w:r>
+        <w:t xml:space="preserve">Dissolve is refused, with a message naming the reason, when the compound clip itself carries an effect, an animation, a mask, a blend mode or a speed change. Those apply to the combined picture and have no per-clip equivalent, so putting the clips back would quietly change what you see. Remove them from the compound clip first, then dissolve.</w:t>
       </w:r>
     </w:p>
     <w:p>

--- a/docs/Project_Director_User_Manual.docx
+++ b/docs/Project_Director_User_Manual.docx
@@ -1382,6 +1382,22 @@
         <w:pStyle w:val="ListBullet"/>
       </w:pPr>
       <w:r>
+        <w:t xml:space="preserve">Open edits inside a compound clip; double-clicking the clip does the same. The timeline switches to that clip’s own contents, and a trail appears above it reading Main followed by the clip’s name — click Main to come back out. Everything works in there as it does anywhere else. The playhead follows the frame in and back out, so a round trip leaves you looking at what you were looking at. Stepping in and out is not an edit and does not appear in Undo.</w:t>
+      </w:r>
+    </w:p>
+    <w:p>
+      <w:pPr>
+        <w:pStyle w:val="ListBullet"/>
+      </w:pPr>
+      <w:r>
+        <w:t xml:space="preserve">Compound clips are drawn in blue with a stacked right edge, so a clip holding a whole sequence is distinguishable from one holding a single piece of media.</w:t>
+      </w:r>
+    </w:p>
+    <w:p>
+      <w:pPr>
+        <w:pStyle w:val="ListBullet"/>
+      </w:pPr>
+      <w:r>
         <w:t xml:space="preserve">Dissolve is the way back out of a compound clip. It puts that clip’s contents onto this timeline again, where it was playing them, with their effects and animations intact. If the compound clip had been trimmed you get back only the part it was showing, so a clip the trim ran through comes back shortened rather than whole. Dissolving is one Undo.</w:t>
       </w:r>
     </w:p>

--- a/docs/Project_Director_User_Manual.docx
+++ b/docs/Project_Director_User_Manual.docx
@@ -1526,6 +1526,14 @@
         <w:pStyle w:val="ListBullet"/>
       </w:pPr>
       <w:r>
+        <w:t xml:space="preserve">Colour grading runs on the graphics card where the browser supports WebGL2. A stack of adjustments is combined into one colour table and applied by the card in a single pass instead of pixel by pixel on one thread — roughly nine times faster on an Apple M4 (1080p: 69ms to 7ms; 4K: 301ms to 33ms). It looks identical either way, and a machine without WebGL2 simply uses the older path. Grades that read a pixel’s neighbours — Presence and Noise Reduction — cannot be reduced to a table and are unaffected.</w:t>
+      </w:r>
+    </w:p>
+    <w:p>
+      <w:pPr>
+        <w:pStyle w:val="ListBullet"/>
+      </w:pPr>
+      <w:r>
         <w:t>Lightroom-modelled panels, also in both modes: Tone (Light) with Highlights, Shadows, Whites and Blacks; Colour Mixer (HSL) for one of eight colour bands at a time; Colour Grading with separate shadow, midtone and highlight wheels plus Balance and Blend; Presence with Clarity, Texture and Dehaze; and Noise Reduction split into Luminance and Colour.</w:t>
       </w:r>
     </w:p>

--- a/docs/Project_Director_User_Manual.docx
+++ b/docs/Project_Director_User_Manual.docx
@@ -1398,6 +1398,14 @@
         <w:pStyle w:val="ListBullet"/>
       </w:pPr>
       <w:r>
+        <w:t xml:space="preserve">Colour grading runs on the graphics card where one is available, including grades confined to a mask, and falls back to the processor where it is not. The resulting picture is the same either way.</w:t>
+      </w:r>
+    </w:p>
+    <w:p>
+      <w:pPr>
+        <w:pStyle w:val="ListBullet"/>
+      </w:pPr>
+      <w:r>
         <w:t xml:space="preserve">Dissolve is the way back out of a compound clip. It puts that clip’s contents onto this timeline again, where it was playing them, with their effects and animations intact. If the compound clip had been trimmed you get back only the part it was showing, so a clip the trim ran through comes back shortened rather than whole. Dissolving is one Undo.</w:t>
       </w:r>
     </w:p>

--- a/docs/Project_Director_User_Manual.docx
+++ b/docs/Project_Director_User_Manual.docx
@@ -1438,6 +1438,22 @@
         <w:pStyle w:val="ListBullet"/>
       </w:pPr>
       <w:r>
+        <w:t xml:space="preserve">Playback speed sits in the transport beside the duration and runs from 0.25x to 2x, the way a video player’s speed menu works. It is a viewing control: it changes nothing about the clips, does not appear in History, is not saved with the project, and has no effect on what you export. Audio follows and keeps its pitch while you are off-speed, so speech stays intelligible.</w:t>
+      </w:r>
+    </w:p>
+    <w:p>
+      <w:pPr>
+        <w:pStyle w:val="ListBullet"/>
+      </w:pPr>
+      <w:r>
+        <w:t xml:space="preserve">Playback speed is not Clip speed. Playback speed is how fast you watch; clip speed is how fast the clip runs in the finished film. If you want the export to change, use Clip speed.</w:t>
+      </w:r>
+    </w:p>
+    <w:p>
+      <w:pPr>
+        <w:pStyle w:val="ListBullet"/>
+      </w:pPr>
+      <w:r>
         <w:t>Clip speed runs from 0.25x to 4x under Speed in the Inspector. Retiming keeps the same frames and spreads them over more or less timeline, and the clips after it ripple to make room or close the gap. Audio is resampled with the picture, so a slowed clip drops in pitch; pitch-preserving stretch is not implemented.</w:t>
       </w:r>
     </w:p>

--- a/docs/Project_Director_User_Manual.docx
+++ b/docs/Project_Director_User_Manual.docx
@@ -1406,6 +1406,14 @@
         <w:pStyle w:val="ListBullet"/>
       </w:pPr>
       <w:r>
+        <w:t xml:space="preserve">A mask made from shapes is drawn once and reused while you adjust an effect through it, so moving a slider on a masked grade stays responsive on large frames. Masks built from a luminance or colour range are rebuilt as the picture changes, because that is what they follow.</w:t>
+      </w:r>
+    </w:p>
+    <w:p>
+      <w:pPr>
+        <w:pStyle w:val="ListBullet"/>
+      </w:pPr>
+      <w:r>
         <w:t xml:space="preserve">Dissolve is the way back out of a compound clip. It puts that clip’s contents onto this timeline again, where it was playing them, with their effects and animations intact. If the compound clip had been trimmed you get back only the part it was showing, so a clip the trim ran through comes back shortened rather than whole. Dissolving is one Undo.</w:t>
       </w:r>
     </w:p>

--- a/docs/Project_Director_User_Manual.docx
+++ b/docs/Project_Director_User_Manual.docx
@@ -1470,6 +1470,30 @@
         <w:pStyle w:val="ListBullet"/>
       </w:pPr>
       <w:r>
+        <w:t xml:space="preserve">Stabilise, in the Inspector for video clips, measures the camera shake in a shot and writes keyframes that cancel it. It removes the shake and leaves a deliberate pan alone, so a slow move you meant to make survives. Analysis reads every frame and takes roughly as long as the clip itself — about 30 seconds for a five-second shot.</w:t>
+      </w:r>
+    </w:p>
+    <w:p>
+      <w:pPr>
+        <w:pStyle w:val="ListBullet"/>
+      </w:pPr>
+      <w:r>
+        <w:t xml:space="preserve">Correcting a shake moves the picture and uncovers the frame edge, so a stabilised shot usually needs a small scale-up. The amount is reported when the analysis finishes; apply it with Scale under Animation.</w:t>
+      </w:r>
+    </w:p>
+    <w:p>
+      <w:pPr>
+        <w:pStyle w:val="ListBullet"/>
+      </w:pPr>
+      <w:r>
+        <w:t xml:space="preserve">Stabilise is refused if the clip is already animated on position, scale or rotation, because applying it would replace that work — clear the animation first. Clips longer than 240 frames are refused too; split them and stabilise each part.</w:t>
+      </w:r>
+    </w:p>
+    <w:p>
+      <w:pPr>
+        <w:pStyle w:val="ListBullet"/>
+      </w:pPr>
+      <w:r>
         <w:t>Clip speed runs from 0.25x to 4x under Speed in the Inspector. Retiming keeps the same frames and spreads them over more or less timeline, and the clips after it ripple to make room or close the gap. Audio is resampled with the picture, so a slowed clip drops in pitch; pitch-preserving stretch is not implemented.</w:t>
       </w:r>
     </w:p>

--- a/docs/Project_Director_User_Manual.docx
+++ b/docs/Project_Director_User_Manual.docx
@@ -1494,6 +1494,22 @@
         <w:pStyle w:val="ListBullet"/>
       </w:pPr>
       <w:r>
+        <w:t xml:space="preserve">Track a feature, in the Inspector for video clips, follows something in the shot and holds it still: click the thing to follow in the small frame shown, then Track. The clip moves to keep that point in place, so a moving subject stays put and the world moves around it.</w:t>
+      </w:r>
+    </w:p>
+    <w:p>
+      <w:pPr>
+        <w:pStyle w:val="ListBullet"/>
+      </w:pPr>
+      <w:r>
+        <w:t xml:space="preserve">Pick something with detail in both directions — a corner, a marking, a face. A smooth wall or a straight edge cannot be followed at all, because there is no way to tell where along an edge you are, and tracking says so rather than guessing. If the feature leaves the shot or goes behind something, tracking stops there and keeps what it had.</w:t>
+      </w:r>
+    </w:p>
+    <w:p>
+      <w:pPr>
+        <w:pStyle w:val="ListBullet"/>
+      </w:pPr>
+      <w:r>
         <w:t>Clip speed runs from 0.25x to 4x under Speed in the Inspector. Retiming keeps the same frames and spreads them over more or less timeline, and the clips after it ripple to make room or close the gap. Audio is resampled with the picture, so a slowed clip drops in pitch; pitch-preserving stretch is not implemented.</w:t>
       </w:r>
     </w:p>

--- a/docs/Project_Director_User_Manual.docx
+++ b/docs/Project_Director_User_Manual.docx
@@ -1326,6 +1326,22 @@
         <w:pStyle w:val="ListBullet"/>
       </w:pPr>
       <w:r>
+        <w:t xml:space="preserve">Camera raw files are recognised by their contents rather than their extension, so a renamed file still opens. A DNG is developed on import — black level, colour filter array, white balance and the camera’s own colour matrix — and lands in the bin as an ordinary picture you can grade, animate and export like any other.</w:t>
+      </w:r>
+    </w:p>
+    <w:p>
+      <w:pPr>
+        <w:pStyle w:val="ListBullet"/>
+      </w:pPr>
+      <w:r>
+        <w:t xml:space="preserve">Only uncompressed DNGs open at present. A compressed DNG, or a vendor format such as Canon CR3 or Nikon NEF, is refused with a message naming the camera and format and saying the extended decoder is not loaded, rather than failing silently or blaming the file.</w:t>
+      </w:r>
+    </w:p>
+    <w:p>
+      <w:pPr>
+        <w:pStyle w:val="ListBullet"/>
+      </w:pPr>
+      <w:r>
         <w:t>Images receive a default five-second duration. Video and audio duration comes from browser metadata when available.</w:t>
       </w:r>
     </w:p>

--- a/docs/Project_Director_User_Manual.docx
+++ b/docs/Project_Director_User_Manual.docx
@@ -1326,6 +1326,30 @@
         <w:pStyle w:val="ListBullet"/>
       </w:pPr>
       <w:r>
+        <w:t xml:space="preserve">Camera raw files are recognised by their contents rather than their extension, so a renamed file still opens. A DNG is developed on import — black level, colour filter array, white balance and the camera’s own colour matrix — and lands in the bin as an ordinary picture you can grade, animate and export like any other.</w:t>
+      </w:r>
+    </w:p>
+    <w:p>
+      <w:pPr>
+        <w:pStyle w:val="ListBullet"/>
+      </w:pPr>
+      <w:r>
+        <w:t xml:space="preserve">Only uncompressed DNGs open at present. A compressed DNG, or a vendor format such as Canon CR3 or Nikon NEF, is refused with a message naming the camera and format and saying the extended decoder is not loaded, rather than failing silently or blaming the file.</w:t>
+      </w:r>
+    </w:p>
+    <w:p>
+      <w:pPr>
+        <w:pStyle w:val="ListBullet"/>
+      </w:pPr>
+      <w:r>
+        <w:t xml:space="preserve">Colour lookup tables in the .cube format can be read and written internally. Nothing in the interface offers this yet; when it does, a table exported from Resolve or Premiere will load as an ordinary grade.</w:t>
+      </w:r>
+    </w:p>
+    <w:p>
+      <w:pPr>
+        <w:pStyle w:val="ListBullet"/>
+      </w:pPr>
+      <w:r>
         <w:t>Images receive a default five-second duration. Video and audio duration comes from browser metadata when available.</w:t>
       </w:r>
     </w:p>

--- a/docs/Project_Director_User_Manual.docx
+++ b/docs/Project_Director_User_Manual.docx
@@ -1342,6 +1342,14 @@
         <w:pStyle w:val="ListBullet"/>
       </w:pPr>
       <w:r>
+        <w:t xml:space="preserve">An imported lookup table is stored the way media is: the file stays where it is and the project records where to find it and a checksum, so projects do not grow by the size of every LUT used. If the file moves, Relink finds it again.</w:t>
+      </w:r>
+    </w:p>
+    <w:p>
+      <w:pPr>
+        <w:pStyle w:val="ListBullet"/>
+      </w:pPr>
+      <w:r>
         <w:t xml:space="preserve">Colour lookup tables in the .cube format can be read and written internally. Nothing in the interface offers this yet; when it does, a table exported from Resolve or Premiere will load as an ordinary grade.</w:t>
       </w:r>
     </w:p>

--- a/docs/Project_Director_User_Manual.docx
+++ b/docs/Project_Director_User_Manual.docx
@@ -1342,6 +1342,22 @@
         <w:pStyle w:val="ListBullet"/>
       </w:pPr>
       <w:r>
+        <w:t xml:space="preserve">Import a lookup table with Import .cube under Lookup table in the Inspector. A .cube from Resolve, Premiere or a LUT pack becomes an ordinary effect on the clip: you can dial it down, disable it, reorder it, or remove it. A file that will not load is refused with the reason and the line, not applied.</w:t>
+      </w:r>
+    </w:p>
+    <w:p>
+      <w:pPr>
+        <w:pStyle w:val="ListBullet"/>
+      </w:pPr>
+      <w:r>
+        <w:t xml:space="preserve">Export .cube saves the clip's colour grade as a lookup table other editors can read. Effects that read neighbouring pixels — Presence and Noise Reduction — cannot be represented by a table, so a grade containing one is reported rather than exported with those parts silently missing.</w:t>
+      </w:r>
+    </w:p>
+    <w:p>
+      <w:pPr>
+        <w:pStyle w:val="ListBullet"/>
+      </w:pPr>
+      <w:r>
         <w:t xml:space="preserve">An imported lookup table is stored the way media is: the file stays where it is and the project records where to find it and a checksum, so projects do not grow by the size of every LUT used. If the file moves, Relink finds it again.</w:t>
       </w:r>
     </w:p>

--- a/docs/Project_Director_User_Manual.docx
+++ b/docs/Project_Director_User_Manual.docx
@@ -1326,6 +1326,14 @@
         <w:pStyle w:val="ListBullet"/>
       </w:pPr>
       <w:r>
+        <w:t xml:space="preserve">A keyframe can carry a hand-drawn easing curve as well as one of the named easings. Nothing in the interface draws one yet; when it does, the curve will shape the move leaving that keyframe and can overshoot its target and settle, which the named easings cannot.</w:t>
+      </w:r>
+    </w:p>
+    <w:p>
+      <w:pPr>
+        <w:pStyle w:val="ListBullet"/>
+      </w:pPr>
+      <w:r>
         <w:t>Images receive a default five-second duration. Video and audio duration comes from browser metadata when available.</w:t>
       </w:r>
     </w:p>

--- a/docs/Project_Director_User_Manual.docx
+++ b/docs/Project_Director_User_Manual.docx
@@ -1326,6 +1326,22 @@
         <w:pStyle w:val="ListBullet"/>
       </w:pPr>
       <w:r>
+        <w:t xml:space="preserve">Spill Suppression, in the photo editor's tool rail, removes the colour a green or blue screen throws onto its subject. Keying cuts the background out; it does nothing about the light the background reflected, which survives the key and makes the subject look pasted on. Run it after keying.</w:t>
+      </w:r>
+    </w:p>
+    <w:p>
+      <w:pPr>
+        <w:pStyle w:val="ListBullet"/>
+      </w:pPr>
+      <w:r>
+        <w:t xml:space="preserve">The panel reports how much of the picture carries a cast before you apply anything, so you can tell whether it is worth using. Amount dials the strength down for a subject that really is green, and Keep brightness puts back the brightness the suppression removes — without it, edges darken into what looks like a bad matte.</w:t>
+      </w:r>
+    </w:p>
+    <w:p>
+      <w:pPr>
+        <w:pStyle w:val="ListBullet"/>
+      </w:pPr>
+      <w:r>
         <w:t xml:space="preserve">Camera raw files are recognised by their contents rather than their extension, so a renamed file still opens. A DNG is developed on import — black level, colour filter array, white balance and the camera’s own colour matrix — and lands in the bin as an ordinary picture you can grade, animate and export like any other.</w:t>
       </w:r>
     </w:p>

--- a/docs/Project_Director_User_Manual.docx
+++ b/docs/Project_Director_User_Manual.docx
@@ -1326,7 +1326,15 @@
         <w:pStyle w:val="ListBullet"/>
       </w:pPr>
       <w:r>
-        <w:t xml:space="preserve">A keyframe can carry a hand-drawn easing curve as well as one of the named easings. Nothing in the interface draws one yet; when it does, the curve will shape the move leaving that keyframe and can overshoot its target and settle, which the named easings cannot.</w:t>
+        <w:t xml:space="preserve">Curve, beside the easing menu on an animation control, draws that keyframe's easing by hand. Drag either handle: sideways is time and stays inside the box, up and down is the value and may leave it — which is how a move overshoots its target and settles, the one thing the named easings cannot do.</w:t>
+      </w:r>
+    </w:p>
+    <w:p>
+      <w:pPr>
+        <w:pStyle w:val="ListBullet"/>
+      </w:pPr>
+      <w:r>
+        <w:t xml:space="preserve">A drawn curve supersedes the named easing, so choosing a name from the menu (or pressing Use named easing) discards it. Changing the keyframe's value keeps it. A hold cannot be drawn, because a hold is a step rather than a curve.</w:t>
       </w:r>
     </w:p>
     <w:p>

--- a/docs/Project_Director_User_Manual.docx
+++ b/docs/Project_Director_User_Manual.docx
@@ -1342,7 +1342,15 @@
         <w:pStyle w:val="ListBullet"/>
       </w:pPr>
       <w:r>
-        <w:t xml:space="preserve">Only uncompressed DNGs open at present. A compressed DNG, or a vendor format such as Canon CR3 or Nikon NEF, is refused with a message naming the camera and format and saying the extended decoder is not loaded, rather than failing silently or blaming the file.</w:t>
+        <w:t xml:space="preserve">Both uncompressed and losslessly compressed DNGs open — the second being what cameras actually write; uncompressed ones are mostly conversions. A vendor format such as Canon CR3 or Nikon NEF is still refused with a message naming the camera and format and saying the extended decoder is not loaded, rather than failing silently or blaming the file.</w:t>
+      </w:r>
+    </w:p>
+    <w:p>
+      <w:pPr>
+        <w:pStyle w:val="ListBullet"/>
+      </w:pPr>
+      <w:r>
+        <w:t xml:space="preserve">A DNG using lossy JPEG, or one holding an already-demosaiced image, is named rather than refused blankly. A single damaged tile costs that tile and leaves it black; the rest of the photograph still opens.</w:t>
       </w:r>
     </w:p>
     <w:p>

--- a/docs/Project_Director_User_Manual.docx
+++ b/docs/Project_Director_User_Manual.docx
@@ -1358,14 +1358,6 @@
         <w:pStyle w:val="ListBullet"/>
       </w:pPr>
       <w:r>
-        <w:t xml:space="preserve">Only uncompressed DNGs open at present. A compressed DNG, or a vendor format such as Canon CR3 or Nikon NEF, is refused with a message naming the camera and format and saying the extended decoder is not loaded, rather than failing silently or blaming the file.</w:t>
-      </w:r>
-    </w:p>
-    <w:p>
-      <w:pPr>
-        <w:pStyle w:val="ListBullet"/>
-      </w:pPr>
-      <w:r>
         <w:t xml:space="preserve">Both uncompressed and losslessly compressed DNGs open — the second being what cameras actually write; uncompressed ones are mostly conversions. A vendor format such as Canon CR3 or Nikon NEF is still refused with a message naming the camera and format and saying the extended decoder is not loaded, rather than failing silently or blaming the file.</w:t>
       </w:r>
     </w:p>

--- a/docs/Project_Director_User_Manual.docx
+++ b/docs/Project_Director_User_Manual.docx
@@ -1355,6 +1355,53 @@
     </w:p>
     <w:p>
       <w:pPr>
+        <w:jc w:val="center"/>
+      </w:pPr>
+      <w:r>
+        <w:drawing>
+          <wp:inline xmlns:a="http://schemas.openxmlformats.org/drawingml/2006/main" xmlns:pic="http://schemas.openxmlformats.org/drawingml/2006/picture">
+            <wp:extent cx="3925584" cy="4445000"/>
+            <wp:docPr id="6" name="Picture 6"/>
+            <wp:cNvGraphicFramePr>
+              <a:graphicFrameLocks noChangeAspect="1"/>
+            </wp:cNvGraphicFramePr>
+            <a:graphic>
+              <a:graphicData uri="http://schemas.openxmlformats.org/drawingml/2006/picture">
+                <pic:pic>
+                  <pic:nvPicPr>
+                    <pic:cNvPr id="0" name="raw-import.png"/>
+                    <pic:cNvPicPr/>
+                  </pic:nvPicPr>
+                  <pic:blipFill>
+                    <a:blip r:embed="rId16"/>
+                    <a:stretch>
+                      <a:fillRect/>
+                    </a:stretch>
+                  </pic:blipFill>
+                  <pic:spPr>
+                    <a:xfrm>
+                      <a:off x="0" y="0"/>
+                      <a:ext cx="3925584" cy="4445000"/>
+                    </a:xfrm>
+                    <a:prstGeom prst="rect"/>
+                  </pic:spPr>
+                </pic:pic>
+              </a:graphicData>
+            </a:graphic>
+          </wp:inline>
+        </w:drawing>
+      </w:r>
+    </w:p>
+    <w:p>
+      <w:pPr>
+        <w:pStyle w:val="Caption"/>
+      </w:pPr>
+      <w:r>
+        <w:t xml:space="preserve">A developed DNG in the preview.</w:t>
+      </w:r>
+    </w:p>
+    <w:p>
+      <w:pPr>
         <w:pStyle w:val="ListBullet"/>
       </w:pPr>
       <w:r>

--- a/docs/Project_Director_User_Manual.docx
+++ b/docs/Project_Director_User_Manual.docx
@@ -4645,6 +4645,53 @@
         <w:t>9. Shortcuts and efficient navigation</w:t>
       </w:r>
     </w:p>
+    <w:p>
+      <w:pPr>
+        <w:jc w:val="center"/>
+      </w:pPr>
+      <w:r>
+        <w:drawing>
+          <wp:inline xmlns:a="http://schemas.openxmlformats.org/drawingml/2006/main" xmlns:pic="http://schemas.openxmlformats.org/drawingml/2006/picture">
+            <wp:extent cx="6400800" cy="309453"/>
+            <wp:docPr id="7" name="Picture 7"/>
+            <wp:cNvGraphicFramePr>
+              <a:graphicFrameLocks noChangeAspect="1"/>
+            </wp:cNvGraphicFramePr>
+            <a:graphic>
+              <a:graphicData uri="http://schemas.openxmlformats.org/drawingml/2006/picture">
+                <pic:pic>
+                  <pic:nvPicPr>
+                    <pic:cNvPr id="0" name="shuttle.png"/>
+                    <pic:cNvPicPr/>
+                  </pic:nvPicPr>
+                  <pic:blipFill>
+                    <a:blip r:embed="rId16"/>
+                    <a:stretch>
+                      <a:fillRect/>
+                    </a:stretch>
+                  </pic:blipFill>
+                  <pic:spPr>
+                    <a:xfrm>
+                      <a:off x="0" y="0"/>
+                      <a:ext cx="6400800" cy="309453"/>
+                    </a:xfrm>
+                    <a:prstGeom prst="rect"/>
+                  </pic:spPr>
+                </pic:pic>
+              </a:graphicData>
+            </a:graphic>
+          </wp:inline>
+        </w:drawing>
+      </w:r>
+    </w:p>
+    <w:p>
+      <w:pPr>
+        <w:pStyle w:val="Caption"/>
+      </w:pPr>
+      <w:r>
+        <w:t xml:space="preserve">The transport while shuttling, showing the speed badge.</w:t>
+      </w:r>
+    </w:p>
     <w:tbl>
       <w:tblPr>
         <w:tblStyle w:val="TableGrid"/>
@@ -5052,6 +5099,246 @@
                 <w:sz w:val="18"/>
               </w:rPr>
               <w:t>Press and hold to compare the current edit with the unprocessed source view.</w:t>
+            </w:r>
+          </w:p>
+        </w:tc>
+      </w:tr>
+      <w:tr>
+        <w:tc>
+          <w:tcPr>
+            <w:tcW w:type="dxa" w:w="3024"/>
+            <w:vAlign w:val="center"/>
+            <w:shd w:fill="F7F8FC"/>
+          </w:tcPr>
+          <w:p>
+            <w:r/>
+            <w:r>
+              <w:rPr>
+                <w:rFonts w:ascii="Aptos" w:hAnsi="Aptos"/>
+                <w:b w:val="0"/>
+                <w:color w:val="172033"/>
+                <w:sz w:val="18"/>
+              </w:rPr>
+              <w:t>J / K / L</w:t>
+            </w:r>
+          </w:p>
+        </w:tc>
+        <w:tc>
+          <w:tcPr>
+            <w:tcW w:type="dxa" w:w="6768"/>
+            <w:vAlign w:val="center"/>
+            <w:shd w:fill="F7F8FC"/>
+          </w:tcPr>
+          <w:p>
+            <w:r/>
+            <w:r>
+              <w:rPr>
+                <w:rFonts w:ascii="Aptos" w:hAnsi="Aptos"/>
+                <w:b w:val="0"/>
+                <w:color w:val="172033"/>
+                <w:sz w:val="18"/>
+              </w:rPr>
+              <w:t>Shuttle: L plays forward and presses faster on each press, J the same backwards, K stops.</w:t>
+            </w:r>
+          </w:p>
+        </w:tc>
+      </w:tr>
+      <w:tr>
+        <w:tc>
+          <w:tcPr>
+            <w:tcW w:type="dxa" w:w="3024"/>
+            <w:vAlign w:val="center"/>
+            <w:shd w:fill="F7F8FC"/>
+          </w:tcPr>
+          <w:p>
+            <w:r/>
+            <w:r>
+              <w:rPr>
+                <w:rFonts w:ascii="Aptos" w:hAnsi="Aptos"/>
+                <w:b w:val="0"/>
+                <w:color w:val="172033"/>
+                <w:sz w:val="18"/>
+              </w:rPr>
+              <w:t>← / →</w:t>
+            </w:r>
+          </w:p>
+        </w:tc>
+        <w:tc>
+          <w:tcPr>
+            <w:tcW w:type="dxa" w:w="6768"/>
+            <w:vAlign w:val="center"/>
+            <w:shd w:fill="F7F8FC"/>
+          </w:tcPr>
+          <w:p>
+            <w:r/>
+            <w:r>
+              <w:rPr>
+                <w:rFonts w:ascii="Aptos" w:hAnsi="Aptos"/>
+                <w:b w:val="0"/>
+                <w:color w:val="172033"/>
+                <w:sz w:val="18"/>
+              </w:rPr>
+              <w:t>Step one frame back or forward.</w:t>
+            </w:r>
+          </w:p>
+        </w:tc>
+      </w:tr>
+      <w:tr>
+        <w:tc>
+          <w:tcPr>
+            <w:tcW w:type="dxa" w:w="3024"/>
+            <w:vAlign w:val="center"/>
+            <w:shd w:fill="F7F8FC"/>
+          </w:tcPr>
+          <w:p>
+            <w:r/>
+            <w:r>
+              <w:rPr>
+                <w:rFonts w:ascii="Aptos" w:hAnsi="Aptos"/>
+                <w:b w:val="0"/>
+                <w:color w:val="172033"/>
+                <w:sz w:val="18"/>
+              </w:rPr>
+              <w:t>Shift + ← / →</w:t>
+            </w:r>
+          </w:p>
+        </w:tc>
+        <w:tc>
+          <w:tcPr>
+            <w:tcW w:type="dxa" w:w="6768"/>
+            <w:vAlign w:val="center"/>
+            <w:shd w:fill="F7F8FC"/>
+          </w:tcPr>
+          <w:p>
+            <w:r/>
+            <w:r>
+              <w:rPr>
+                <w:rFonts w:ascii="Aptos" w:hAnsi="Aptos"/>
+                <w:b w:val="0"/>
+                <w:color w:val="172033"/>
+                <w:sz w:val="18"/>
+              </w:rPr>
+              <w:t>Step one second.</w:t>
+            </w:r>
+          </w:p>
+        </w:tc>
+      </w:tr>
+      <w:tr>
+        <w:tc>
+          <w:tcPr>
+            <w:tcW w:type="dxa" w:w="3024"/>
+            <w:vAlign w:val="center"/>
+            <w:shd w:fill="F7F8FC"/>
+          </w:tcPr>
+          <w:p>
+            <w:r/>
+            <w:r>
+              <w:rPr>
+                <w:rFonts w:ascii="Aptos" w:hAnsi="Aptos"/>
+                <w:b w:val="0"/>
+                <w:color w:val="172033"/>
+                <w:sz w:val="18"/>
+              </w:rPr>
+              <w:t>↑ / ↓</w:t>
+            </w:r>
+          </w:p>
+        </w:tc>
+        <w:tc>
+          <w:tcPr>
+            <w:tcW w:type="dxa" w:w="6768"/>
+            <w:vAlign w:val="center"/>
+            <w:shd w:fill="F7F8FC"/>
+          </w:tcPr>
+          <w:p>
+            <w:r/>
+            <w:r>
+              <w:rPr>
+                <w:rFonts w:ascii="Aptos" w:hAnsi="Aptos"/>
+                <w:b w:val="0"/>
+                <w:color w:val="172033"/>
+                <w:sz w:val="18"/>
+              </w:rPr>
+              <w:t>Jump to the previous or next edit point.</w:t>
+            </w:r>
+          </w:p>
+        </w:tc>
+      </w:tr>
+      <w:tr>
+        <w:tc>
+          <w:tcPr>
+            <w:tcW w:type="dxa" w:w="3024"/>
+            <w:vAlign w:val="center"/>
+            <w:shd w:fill="F7F8FC"/>
+          </w:tcPr>
+          <w:p>
+            <w:r/>
+            <w:r>
+              <w:rPr>
+                <w:rFonts w:ascii="Aptos" w:hAnsi="Aptos"/>
+                <w:b w:val="0"/>
+                <w:color w:val="172033"/>
+                <w:sz w:val="18"/>
+              </w:rPr>
+              <w:t>Home / End</w:t>
+            </w:r>
+          </w:p>
+        </w:tc>
+        <w:tc>
+          <w:tcPr>
+            <w:tcW w:type="dxa" w:w="6768"/>
+            <w:vAlign w:val="center"/>
+            <w:shd w:fill="F7F8FC"/>
+          </w:tcPr>
+          <w:p>
+            <w:r/>
+            <w:r>
+              <w:rPr>
+                <w:rFonts w:ascii="Aptos" w:hAnsi="Aptos"/>
+                <w:b w:val="0"/>
+                <w:color w:val="172033"/>
+                <w:sz w:val="18"/>
+              </w:rPr>
+              <w:t>Go to the start or end of the sequence.</w:t>
+            </w:r>
+          </w:p>
+        </w:tc>
+      </w:tr>
+      <w:tr>
+        <w:tc>
+          <w:tcPr>
+            <w:tcW w:type="dxa" w:w="3024"/>
+            <w:vAlign w:val="center"/>
+            <w:shd w:fill="F7F8FC"/>
+          </w:tcPr>
+          <w:p>
+            <w:r/>
+            <w:r>
+              <w:rPr>
+                <w:rFonts w:ascii="Aptos" w:hAnsi="Aptos"/>
+                <w:b w:val="0"/>
+                <w:color w:val="172033"/>
+                <w:sz w:val="18"/>
+              </w:rPr>
+              <w:t>[ / ]</w:t>
+            </w:r>
+          </w:p>
+        </w:tc>
+        <w:tc>
+          <w:tcPr>
+            <w:tcW w:type="dxa" w:w="6768"/>
+            <w:vAlign w:val="center"/>
+            <w:shd w:fill="F7F8FC"/>
+          </w:tcPr>
+          <w:p>
+            <w:r/>
+            <w:r>
+              <w:rPr>
+                <w:rFonts w:ascii="Aptos" w:hAnsi="Aptos"/>
+                <w:b w:val="0"/>
+                <w:color w:val="172033"/>
+                <w:sz w:val="18"/>
+              </w:rPr>
+              <w:t>Trim the selected clip's head or tail to the playhead.</w:t>
             </w:r>
           </w:p>
         </w:tc>
